--- a/Methods/CountryMentionsAndInterventions.docx
+++ b/Methods/CountryMentionsAndInterventions.docx
@@ -216,7 +216,25 @@
           <w:sz w:val="30"/>
           <w:szCs w:val="30"/>
         </w:rPr>
-        <w:t>The final figures were limited to the years 2000 through 2024.</w:t>
+        <w:t>The final figures were limited to the years 2000 through 202</w:t>
+      </w:r>
+      <w:r>
+        <w:rPr>
+          <w:b w:val="false"/>
+          <w:bCs w:val="false"/>
+          <w:sz w:val="30"/>
+          <w:szCs w:val="30"/>
+        </w:rPr>
+        <w:t>5</w:t>
+      </w:r>
+      <w:r>
+        <w:rPr>
+          <w:b w:val="false"/>
+          <w:bCs w:val="false"/>
+          <w:sz w:val="30"/>
+          <w:szCs w:val="30"/>
+        </w:rPr>
+        <w:t>.</w:t>
       </w:r>
     </w:p>
     <w:p>
